--- a/ml lab ex 2.docx
+++ b/ml lab ex 2.docx
@@ -53,16 +53,794 @@
           <w:lang w:val="en-US"/>
         </w:rPr>
       </w:pPr>
-      <w:r>
-        <w:rPr>
-          <w:noProof/>
-          <w:lang w:val="en-US"/>
+    </w:p>
+    <w:p>
+      <w:pPr>
+        <w:rPr>
+          <w:sz w:val="20"/>
+          <w:szCs w:val="20"/>
+          <w:lang w:val="en-US"/>
+        </w:rPr>
+      </w:pPr>
+      <w:r>
+        <w:rPr>
+          <w:sz w:val="20"/>
+          <w:szCs w:val="20"/>
+          <w:lang w:val="en-US"/>
+        </w:rPr>
+        <w:t>data=[['</w:t>
+      </w:r>
+      <w:proofErr w:type="spellStart"/>
+      <w:r>
+        <w:rPr>
+          <w:sz w:val="20"/>
+          <w:szCs w:val="20"/>
+          <w:lang w:val="en-US"/>
+        </w:rPr>
+        <w:t>Sunny','Warm','Yes</w:t>
+      </w:r>
+      <w:proofErr w:type="spellEnd"/>
+      <w:r>
+        <w:rPr>
+          <w:sz w:val="20"/>
+          <w:szCs w:val="20"/>
+          <w:lang w:val="en-US"/>
+        </w:rPr>
+        <w:t>'],</w:t>
+      </w:r>
+    </w:p>
+    <w:p>
+      <w:pPr>
+        <w:rPr>
+          <w:sz w:val="20"/>
+          <w:szCs w:val="20"/>
+          <w:lang w:val="en-US"/>
+        </w:rPr>
+      </w:pPr>
+      <w:r>
+        <w:rPr>
+          <w:sz w:val="20"/>
+          <w:szCs w:val="20"/>
+          <w:lang w:val="en-US"/>
+        </w:rPr>
+        <w:t xml:space="preserve">      ['</w:t>
+      </w:r>
+      <w:proofErr w:type="spellStart"/>
+      <w:r>
+        <w:rPr>
+          <w:sz w:val="20"/>
+          <w:szCs w:val="20"/>
+          <w:lang w:val="en-US"/>
+        </w:rPr>
+        <w:t>Sunny','Cold','Yes</w:t>
+      </w:r>
+      <w:proofErr w:type="spellEnd"/>
+      <w:r>
+        <w:rPr>
+          <w:sz w:val="20"/>
+          <w:szCs w:val="20"/>
+          <w:lang w:val="en-US"/>
+        </w:rPr>
+        <w:t>'],</w:t>
+      </w:r>
+    </w:p>
+    <w:p>
+      <w:pPr>
+        <w:rPr>
+          <w:sz w:val="20"/>
+          <w:szCs w:val="20"/>
+          <w:lang w:val="en-US"/>
+        </w:rPr>
+      </w:pPr>
+      <w:r>
+        <w:rPr>
+          <w:sz w:val="20"/>
+          <w:szCs w:val="20"/>
+          <w:lang w:val="en-US"/>
+        </w:rPr>
+        <w:t xml:space="preserve">      ['</w:t>
+      </w:r>
+      <w:proofErr w:type="spellStart"/>
+      <w:r>
+        <w:rPr>
+          <w:sz w:val="20"/>
+          <w:szCs w:val="20"/>
+          <w:lang w:val="en-US"/>
+        </w:rPr>
+        <w:t>Rainy','Warm','No</w:t>
+      </w:r>
+      <w:proofErr w:type="spellEnd"/>
+      <w:r>
+        <w:rPr>
+          <w:sz w:val="20"/>
+          <w:szCs w:val="20"/>
+          <w:lang w:val="en-US"/>
+        </w:rPr>
+        <w:t>'],</w:t>
+      </w:r>
+    </w:p>
+    <w:p>
+      <w:pPr>
+        <w:rPr>
+          <w:sz w:val="20"/>
+          <w:szCs w:val="20"/>
+          <w:lang w:val="en-US"/>
+        </w:rPr>
+      </w:pPr>
+      <w:r>
+        <w:rPr>
+          <w:sz w:val="20"/>
+          <w:szCs w:val="20"/>
+          <w:lang w:val="en-US"/>
+        </w:rPr>
+        <w:t xml:space="preserve">      ['</w:t>
+      </w:r>
+      <w:proofErr w:type="spellStart"/>
+      <w:r>
+        <w:rPr>
+          <w:sz w:val="20"/>
+          <w:szCs w:val="20"/>
+          <w:lang w:val="en-US"/>
+        </w:rPr>
+        <w:t>Sunny','Warm','Yes</w:t>
+      </w:r>
+      <w:proofErr w:type="spellEnd"/>
+      <w:r>
+        <w:rPr>
+          <w:sz w:val="20"/>
+          <w:szCs w:val="20"/>
+          <w:lang w:val="en-US"/>
+        </w:rPr>
+        <w:t>']]</w:t>
+      </w:r>
+    </w:p>
+    <w:p>
+      <w:pPr>
+        <w:rPr>
+          <w:sz w:val="20"/>
+          <w:szCs w:val="20"/>
+          <w:lang w:val="en-US"/>
+        </w:rPr>
+      </w:pPr>
+      <w:r>
+        <w:rPr>
+          <w:sz w:val="20"/>
+          <w:szCs w:val="20"/>
+          <w:lang w:val="en-US"/>
+        </w:rPr>
+        <w:t>S=</w:t>
+      </w:r>
+      <w:proofErr w:type="gramStart"/>
+      <w:r>
+        <w:rPr>
+          <w:sz w:val="20"/>
+          <w:szCs w:val="20"/>
+          <w:lang w:val="en-US"/>
+        </w:rPr>
+        <w:t>data[0][</w:t>
+      </w:r>
+      <w:proofErr w:type="gramEnd"/>
+      <w:r>
+        <w:rPr>
+          <w:sz w:val="20"/>
+          <w:szCs w:val="20"/>
+          <w:lang w:val="en-US"/>
+        </w:rPr>
+        <w:t>:-1]</w:t>
+      </w:r>
+    </w:p>
+    <w:p>
+      <w:pPr>
+        <w:rPr>
+          <w:sz w:val="20"/>
+          <w:szCs w:val="20"/>
+          <w:lang w:val="en-US"/>
+        </w:rPr>
+      </w:pPr>
+      <w:r>
+        <w:rPr>
+          <w:sz w:val="20"/>
+          <w:szCs w:val="20"/>
+          <w:lang w:val="en-US"/>
+        </w:rPr>
+        <w:t>G=[</w:t>
+      </w:r>
+      <w:proofErr w:type="gramStart"/>
+      <w:r>
+        <w:rPr>
+          <w:sz w:val="20"/>
+          <w:szCs w:val="20"/>
+          <w:lang w:val="en-US"/>
+        </w:rPr>
+        <w:t>'?']*</w:t>
+      </w:r>
+      <w:proofErr w:type="spellStart"/>
+      <w:proofErr w:type="gramEnd"/>
+      <w:r>
+        <w:rPr>
+          <w:sz w:val="20"/>
+          <w:szCs w:val="20"/>
+          <w:lang w:val="en-US"/>
+        </w:rPr>
+        <w:t>len</w:t>
+      </w:r>
+      <w:proofErr w:type="spellEnd"/>
+      <w:r>
+        <w:rPr>
+          <w:sz w:val="20"/>
+          <w:szCs w:val="20"/>
+          <w:lang w:val="en-US"/>
+        </w:rPr>
+        <w:t>(S)</w:t>
+      </w:r>
+    </w:p>
+    <w:p>
+      <w:pPr>
+        <w:rPr>
+          <w:sz w:val="20"/>
+          <w:szCs w:val="20"/>
+          <w:lang w:val="en-US"/>
+        </w:rPr>
+      </w:pPr>
+      <w:r>
+        <w:rPr>
+          <w:sz w:val="20"/>
+          <w:szCs w:val="20"/>
+          <w:lang w:val="en-US"/>
+        </w:rPr>
+        <w:t>for x in data:</w:t>
+      </w:r>
+    </w:p>
+    <w:p>
+      <w:pPr>
+        <w:rPr>
+          <w:sz w:val="20"/>
+          <w:szCs w:val="20"/>
+          <w:lang w:val="en-US"/>
+        </w:rPr>
+      </w:pPr>
+      <w:r>
+        <w:rPr>
+          <w:sz w:val="20"/>
+          <w:szCs w:val="20"/>
+          <w:lang w:val="en-US"/>
+        </w:rPr>
+        <w:t xml:space="preserve">    if </w:t>
+      </w:r>
+      <w:proofErr w:type="gramStart"/>
+      <w:r>
+        <w:rPr>
+          <w:sz w:val="20"/>
+          <w:szCs w:val="20"/>
+          <w:lang w:val="en-US"/>
+        </w:rPr>
+        <w:t>x[</w:t>
+      </w:r>
+      <w:proofErr w:type="gramEnd"/>
+      <w:r>
+        <w:rPr>
+          <w:sz w:val="20"/>
+          <w:szCs w:val="20"/>
+          <w:lang w:val="en-US"/>
+        </w:rPr>
+        <w:t>-</w:t>
+      </w:r>
+      <w:proofErr w:type="gramStart"/>
+      <w:r>
+        <w:rPr>
+          <w:sz w:val="20"/>
+          <w:szCs w:val="20"/>
+          <w:lang w:val="en-US"/>
+        </w:rPr>
+        <w:t>1]=</w:t>
+      </w:r>
+      <w:proofErr w:type="gramEnd"/>
+      <w:r>
+        <w:rPr>
+          <w:sz w:val="20"/>
+          <w:szCs w:val="20"/>
+          <w:lang w:val="en-US"/>
+        </w:rPr>
+        <w:t>='Yes':</w:t>
+      </w:r>
+    </w:p>
+    <w:p>
+      <w:pPr>
+        <w:rPr>
+          <w:sz w:val="20"/>
+          <w:szCs w:val="20"/>
+          <w:lang w:val="en-US"/>
+        </w:rPr>
+      </w:pPr>
+      <w:r>
+        <w:rPr>
+          <w:sz w:val="20"/>
+          <w:szCs w:val="20"/>
+          <w:lang w:val="en-US"/>
+        </w:rPr>
+        <w:t xml:space="preserve">        for </w:t>
+      </w:r>
+      <w:proofErr w:type="spellStart"/>
+      <w:r>
+        <w:rPr>
+          <w:sz w:val="20"/>
+          <w:szCs w:val="20"/>
+          <w:lang w:val="en-US"/>
+        </w:rPr>
+        <w:t>i</w:t>
+      </w:r>
+      <w:proofErr w:type="spellEnd"/>
+      <w:r>
+        <w:rPr>
+          <w:sz w:val="20"/>
+          <w:szCs w:val="20"/>
+          <w:lang w:val="en-US"/>
+        </w:rPr>
+        <w:t xml:space="preserve"> in range(</w:t>
+      </w:r>
+      <w:proofErr w:type="spellStart"/>
+      <w:r>
+        <w:rPr>
+          <w:sz w:val="20"/>
+          <w:szCs w:val="20"/>
+          <w:lang w:val="en-US"/>
+        </w:rPr>
+        <w:t>len</w:t>
+      </w:r>
+      <w:proofErr w:type="spellEnd"/>
+      <w:r>
+        <w:rPr>
+          <w:sz w:val="20"/>
+          <w:szCs w:val="20"/>
+          <w:lang w:val="en-US"/>
+        </w:rPr>
+        <w:t>(S)):</w:t>
+      </w:r>
+    </w:p>
+    <w:p>
+      <w:pPr>
+        <w:rPr>
+          <w:sz w:val="20"/>
+          <w:szCs w:val="20"/>
+          <w:lang w:val="en-US"/>
+        </w:rPr>
+      </w:pPr>
+      <w:r>
+        <w:rPr>
+          <w:sz w:val="20"/>
+          <w:szCs w:val="20"/>
+          <w:lang w:val="en-US"/>
+        </w:rPr>
+        <w:t xml:space="preserve">            if S[</w:t>
+      </w:r>
+      <w:proofErr w:type="spellStart"/>
+      <w:r>
+        <w:rPr>
+          <w:sz w:val="20"/>
+          <w:szCs w:val="20"/>
+          <w:lang w:val="en-US"/>
+        </w:rPr>
+        <w:t>i</w:t>
+      </w:r>
+      <w:proofErr w:type="spellEnd"/>
+      <w:proofErr w:type="gramStart"/>
+      <w:r>
+        <w:rPr>
+          <w:sz w:val="20"/>
+          <w:szCs w:val="20"/>
+          <w:lang w:val="en-US"/>
+        </w:rPr>
+        <w:t>]!=</w:t>
+      </w:r>
+      <w:proofErr w:type="gramEnd"/>
+      <w:r>
+        <w:rPr>
+          <w:sz w:val="20"/>
+          <w:szCs w:val="20"/>
+          <w:lang w:val="en-US"/>
+        </w:rPr>
+        <w:t>x[</w:t>
+      </w:r>
+      <w:proofErr w:type="spellStart"/>
+      <w:r>
+        <w:rPr>
+          <w:sz w:val="20"/>
+          <w:szCs w:val="20"/>
+          <w:lang w:val="en-US"/>
+        </w:rPr>
+        <w:t>i</w:t>
+      </w:r>
+      <w:proofErr w:type="spellEnd"/>
+      <w:r>
+        <w:rPr>
+          <w:sz w:val="20"/>
+          <w:szCs w:val="20"/>
+          <w:lang w:val="en-US"/>
+        </w:rPr>
+        <w:t>]:</w:t>
+      </w:r>
+    </w:p>
+    <w:p>
+      <w:pPr>
+        <w:rPr>
+          <w:sz w:val="20"/>
+          <w:szCs w:val="20"/>
+          <w:lang w:val="en-US"/>
+        </w:rPr>
+      </w:pPr>
+      <w:r>
+        <w:rPr>
+          <w:sz w:val="20"/>
+          <w:szCs w:val="20"/>
+          <w:lang w:val="en-US"/>
+        </w:rPr>
+        <w:t xml:space="preserve">                S[</w:t>
+      </w:r>
+      <w:proofErr w:type="spellStart"/>
+      <w:r>
+        <w:rPr>
+          <w:sz w:val="20"/>
+          <w:szCs w:val="20"/>
+          <w:lang w:val="en-US"/>
+        </w:rPr>
+        <w:t>i</w:t>
+      </w:r>
+      <w:proofErr w:type="spellEnd"/>
+      <w:r>
+        <w:rPr>
+          <w:sz w:val="20"/>
+          <w:szCs w:val="20"/>
+          <w:lang w:val="en-US"/>
+        </w:rPr>
+        <w:t>]='?'</w:t>
+      </w:r>
+    </w:p>
+    <w:p>
+      <w:pPr>
+        <w:rPr>
+          <w:sz w:val="20"/>
+          <w:szCs w:val="20"/>
+          <w:lang w:val="en-US"/>
+        </w:rPr>
+      </w:pPr>
+      <w:r>
+        <w:rPr>
+          <w:sz w:val="20"/>
+          <w:szCs w:val="20"/>
+          <w:lang w:val="en-US"/>
+        </w:rPr>
+        <w:t xml:space="preserve">    else:</w:t>
+      </w:r>
+    </w:p>
+    <w:p>
+      <w:pPr>
+        <w:rPr>
+          <w:sz w:val="20"/>
+          <w:szCs w:val="20"/>
+          <w:lang w:val="en-US"/>
+        </w:rPr>
+      </w:pPr>
+      <w:r>
+        <w:rPr>
+          <w:sz w:val="20"/>
+          <w:szCs w:val="20"/>
+          <w:lang w:val="en-US"/>
+        </w:rPr>
+        <w:t xml:space="preserve">        for </w:t>
+      </w:r>
+      <w:proofErr w:type="spellStart"/>
+      <w:r>
+        <w:rPr>
+          <w:sz w:val="20"/>
+          <w:szCs w:val="20"/>
+          <w:lang w:val="en-US"/>
+        </w:rPr>
+        <w:t>i</w:t>
+      </w:r>
+      <w:proofErr w:type="spellEnd"/>
+      <w:r>
+        <w:rPr>
+          <w:sz w:val="20"/>
+          <w:szCs w:val="20"/>
+          <w:lang w:val="en-US"/>
+        </w:rPr>
+        <w:t xml:space="preserve"> in range(</w:t>
+      </w:r>
+      <w:proofErr w:type="spellStart"/>
+      <w:r>
+        <w:rPr>
+          <w:sz w:val="20"/>
+          <w:szCs w:val="20"/>
+          <w:lang w:val="en-US"/>
+        </w:rPr>
+        <w:t>len</w:t>
+      </w:r>
+      <w:proofErr w:type="spellEnd"/>
+      <w:r>
+        <w:rPr>
+          <w:sz w:val="20"/>
+          <w:szCs w:val="20"/>
+          <w:lang w:val="en-US"/>
+        </w:rPr>
+        <w:t>(S)):</w:t>
+      </w:r>
+    </w:p>
+    <w:p>
+      <w:pPr>
+        <w:rPr>
+          <w:sz w:val="20"/>
+          <w:szCs w:val="20"/>
+          <w:lang w:val="en-US"/>
+        </w:rPr>
+      </w:pPr>
+      <w:r>
+        <w:rPr>
+          <w:sz w:val="20"/>
+          <w:szCs w:val="20"/>
+          <w:lang w:val="en-US"/>
+        </w:rPr>
+        <w:t xml:space="preserve">            if S[</w:t>
+      </w:r>
+      <w:proofErr w:type="spellStart"/>
+      <w:r>
+        <w:rPr>
+          <w:sz w:val="20"/>
+          <w:szCs w:val="20"/>
+          <w:lang w:val="en-US"/>
+        </w:rPr>
+        <w:t>i</w:t>
+      </w:r>
+      <w:proofErr w:type="spellEnd"/>
+      <w:proofErr w:type="gramStart"/>
+      <w:r>
+        <w:rPr>
+          <w:sz w:val="20"/>
+          <w:szCs w:val="20"/>
+          <w:lang w:val="en-US"/>
+        </w:rPr>
+        <w:t>]!=</w:t>
+      </w:r>
+      <w:proofErr w:type="gramEnd"/>
+      <w:r>
+        <w:rPr>
+          <w:sz w:val="20"/>
+          <w:szCs w:val="20"/>
+          <w:lang w:val="en-US"/>
+        </w:rPr>
+        <w:t>x[</w:t>
+      </w:r>
+      <w:proofErr w:type="spellStart"/>
+      <w:r>
+        <w:rPr>
+          <w:sz w:val="20"/>
+          <w:szCs w:val="20"/>
+          <w:lang w:val="en-US"/>
+        </w:rPr>
+        <w:t>i</w:t>
+      </w:r>
+      <w:proofErr w:type="spellEnd"/>
+      <w:r>
+        <w:rPr>
+          <w:sz w:val="20"/>
+          <w:szCs w:val="20"/>
+          <w:lang w:val="en-US"/>
+        </w:rPr>
+        <w:t>]:</w:t>
+      </w:r>
+    </w:p>
+    <w:p>
+      <w:pPr>
+        <w:rPr>
+          <w:sz w:val="20"/>
+          <w:szCs w:val="20"/>
+          <w:lang w:val="en-US"/>
+        </w:rPr>
+      </w:pPr>
+      <w:r>
+        <w:rPr>
+          <w:sz w:val="20"/>
+          <w:szCs w:val="20"/>
+          <w:lang w:val="en-US"/>
+        </w:rPr>
+        <w:t xml:space="preserve">                G[</w:t>
+      </w:r>
+      <w:proofErr w:type="spellStart"/>
+      <w:r>
+        <w:rPr>
+          <w:sz w:val="20"/>
+          <w:szCs w:val="20"/>
+          <w:lang w:val="en-US"/>
+        </w:rPr>
+        <w:t>i</w:t>
+      </w:r>
+      <w:proofErr w:type="spellEnd"/>
+      <w:r>
+        <w:rPr>
+          <w:sz w:val="20"/>
+          <w:szCs w:val="20"/>
+          <w:lang w:val="en-US"/>
+        </w:rPr>
+        <w:t>]=S[</w:t>
+      </w:r>
+      <w:proofErr w:type="spellStart"/>
+      <w:r>
+        <w:rPr>
+          <w:sz w:val="20"/>
+          <w:szCs w:val="20"/>
+          <w:lang w:val="en-US"/>
+        </w:rPr>
+        <w:t>i</w:t>
+      </w:r>
+      <w:proofErr w:type="spellEnd"/>
+      <w:r>
+        <w:rPr>
+          <w:sz w:val="20"/>
+          <w:szCs w:val="20"/>
+          <w:lang w:val="en-US"/>
+        </w:rPr>
+        <w:t>]</w:t>
+      </w:r>
+    </w:p>
+    <w:p>
+      <w:pPr>
+        <w:rPr>
+          <w:sz w:val="20"/>
+          <w:szCs w:val="20"/>
+          <w:lang w:val="en-US"/>
+        </w:rPr>
+      </w:pPr>
+      <w:r>
+        <w:rPr>
+          <w:sz w:val="20"/>
+          <w:szCs w:val="20"/>
+          <w:lang w:val="en-US"/>
+        </w:rPr>
+        <w:t xml:space="preserve">    print("S=</w:t>
+      </w:r>
+      <w:proofErr w:type="gramStart"/>
+      <w:r>
+        <w:rPr>
+          <w:sz w:val="20"/>
+          <w:szCs w:val="20"/>
+          <w:lang w:val="en-US"/>
+        </w:rPr>
+        <w:t>",S</w:t>
+      </w:r>
+      <w:proofErr w:type="gramEnd"/>
+      <w:r>
+        <w:rPr>
+          <w:sz w:val="20"/>
+          <w:szCs w:val="20"/>
+          <w:lang w:val="en-US"/>
+        </w:rPr>
+        <w:t>,"G=</w:t>
+      </w:r>
+      <w:proofErr w:type="gramStart"/>
+      <w:r>
+        <w:rPr>
+          <w:sz w:val="20"/>
+          <w:szCs w:val="20"/>
+          <w:lang w:val="en-US"/>
+        </w:rPr>
+        <w:t>",G</w:t>
+      </w:r>
+      <w:proofErr w:type="gramEnd"/>
+      <w:r>
+        <w:rPr>
+          <w:sz w:val="20"/>
+          <w:szCs w:val="20"/>
+          <w:lang w:val="en-US"/>
+        </w:rPr>
+        <w:t>)</w:t>
+      </w:r>
+    </w:p>
+    <w:p>
+      <w:pPr>
+        <w:rPr>
+          <w:sz w:val="20"/>
+          <w:szCs w:val="20"/>
+          <w:lang w:val="en-US"/>
+        </w:rPr>
+      </w:pPr>
+      <w:proofErr w:type="gramStart"/>
+      <w:r>
+        <w:rPr>
+          <w:sz w:val="20"/>
+          <w:szCs w:val="20"/>
+          <w:lang w:val="en-US"/>
+        </w:rPr>
+        <w:t>print(</w:t>
+      </w:r>
+      <w:proofErr w:type="gramEnd"/>
+      <w:r>
+        <w:rPr>
+          <w:sz w:val="20"/>
+          <w:szCs w:val="20"/>
+          <w:lang w:val="en-US"/>
+        </w:rPr>
+        <w:t>"Final S=</w:t>
+      </w:r>
+      <w:proofErr w:type="gramStart"/>
+      <w:r>
+        <w:rPr>
+          <w:sz w:val="20"/>
+          <w:szCs w:val="20"/>
+          <w:lang w:val="en-US"/>
+        </w:rPr>
+        <w:t>",S</w:t>
+      </w:r>
+      <w:proofErr w:type="gramEnd"/>
+      <w:r>
+        <w:rPr>
+          <w:sz w:val="20"/>
+          <w:szCs w:val="20"/>
+          <w:lang w:val="en-US"/>
+        </w:rPr>
+        <w:t>)</w:t>
+      </w:r>
+    </w:p>
+    <w:p>
+      <w:pPr>
+        <w:rPr>
+          <w:sz w:val="20"/>
+          <w:szCs w:val="20"/>
+          <w:lang w:val="en-US"/>
+        </w:rPr>
+      </w:pPr>
+      <w:proofErr w:type="gramStart"/>
+      <w:r>
+        <w:rPr>
+          <w:sz w:val="20"/>
+          <w:szCs w:val="20"/>
+          <w:lang w:val="en-US"/>
+        </w:rPr>
+        <w:t>print(</w:t>
+      </w:r>
+      <w:proofErr w:type="gramEnd"/>
+      <w:r>
+        <w:rPr>
+          <w:sz w:val="20"/>
+          <w:szCs w:val="20"/>
+          <w:lang w:val="en-US"/>
+        </w:rPr>
+        <w:t>"Final G=</w:t>
+      </w:r>
+      <w:proofErr w:type="gramStart"/>
+      <w:r>
+        <w:rPr>
+          <w:sz w:val="20"/>
+          <w:szCs w:val="20"/>
+          <w:lang w:val="en-US"/>
+        </w:rPr>
+        <w:t>",G</w:t>
+      </w:r>
+      <w:proofErr w:type="gramEnd"/>
+      <w:r>
+        <w:rPr>
+          <w:sz w:val="20"/>
+          <w:szCs w:val="20"/>
+          <w:lang w:val="en-US"/>
+        </w:rPr>
+        <w:t>)</w:t>
+      </w:r>
+    </w:p>
+    <w:p>
+      <w:pPr>
+        <w:rPr>
+          <w:sz w:val="20"/>
+          <w:szCs w:val="20"/>
+        </w:rPr>
+      </w:pPr>
+      <w:r>
+        <w:rPr>
+          <w:sz w:val="20"/>
+          <w:szCs w:val="20"/>
         </w:rPr>
         <w:drawing>
-          <wp:inline distT="0" distB="0" distL="0" distR="0" wp14:anchorId="79F00C6A" wp14:editId="09193CB1">
-            <wp:extent cx="5731510" cy="3616325"/>
-            <wp:effectExtent l="0" t="0" r="2540" b="3175"/>
-            <wp:docPr id="467693657" name="Picture 1"/>
+          <wp:inline distT="0" distB="0" distL="0" distR="0" wp14:anchorId="77562415" wp14:editId="252AA8FE">
+            <wp:extent cx="5362575" cy="2781300"/>
+            <wp:effectExtent l="0" t="0" r="9525" b="0"/>
+            <wp:docPr id="764702429" name="Picture 1"/>
             <wp:cNvGraphicFramePr>
               <a:graphicFrameLocks xmlns:a="http://schemas.openxmlformats.org/drawingml/2006/main" noChangeAspect="1"/>
             </wp:cNvGraphicFramePr>
@@ -70,7 +848,7 @@
               <a:graphicData uri="http://schemas.openxmlformats.org/drawingml/2006/picture">
                 <pic:pic xmlns:pic="http://schemas.openxmlformats.org/drawingml/2006/picture">
                   <pic:nvPicPr>
-                    <pic:cNvPr id="467693657" name=""/>
+                    <pic:cNvPr id="764702429" name=""/>
                     <pic:cNvPicPr/>
                   </pic:nvPicPr>
                   <pic:blipFill>
@@ -82,7 +860,7 @@
                   <pic:spPr>
                     <a:xfrm>
                       <a:off x="0" y="0"/>
-                      <a:ext cx="5731510" cy="3616325"/>
+                      <a:ext cx="5373145" cy="2786782"/>
                     </a:xfrm>
                     <a:prstGeom prst="rect">
                       <a:avLst/>
@@ -93,23 +871,6 @@
             </a:graphic>
           </wp:inline>
         </w:drawing>
-      </w:r>
-    </w:p>
-    <w:p>
-      <w:r>
-        <w:rPr>
-          <w:lang w:val="en-US"/>
-        </w:rPr>
-        <w:t>3.</w:t>
-      </w:r>
-      <w:r>
-        <w:t xml:space="preserve"> </w:t>
-      </w:r>
-      <w:r>
-        <w:rPr>
-          <w:lang w:val="en-US"/>
-        </w:rPr>
-        <w:t>Demonstrate the working of the decision tree base</w:t>
       </w:r>
     </w:p>
     <w:sectPr>
